--- a/assets/docs/resume/resume-prajit-das.docx
+++ b/assets/docs/resume/resume-prajit-das.docx
@@ -4372,226 +4372,10 @@
           <w:rFonts w:ascii="Calibri Light" w:eastAsia="Proxima Nova" w:hAnsi="Calibri Light" w:cs="Calibri Light"/>
           <w:color w:val="000000"/>
         </w:rPr>
-        <w:t xml:space="preserve">Compliance: </w:t>
-      </w:r>
-      <w:r>
-        <w:rPr>
-          <w:rFonts w:ascii="Calibri Light" w:eastAsia="Proxima Nova" w:hAnsi="Calibri Light" w:cs="Calibri Light"/>
-          <w:color w:val="000000"/>
-        </w:rPr>
-        <w:t xml:space="preserve">Led </w:t>
+        <w:t>Compliance: Led FedRamp certification activities, collaborated and coordinated Cisco Product Security Baseline compliance activities. I also lead our g11n internationalization and accessibility implementation and testing with several cross-functional teams to increase Cisco products’ accessibility and outreach.</w:t>
       </w:r>
       <w:proofErr w:type="spellStart"/>
-      <w:r>
-        <w:rPr>
-          <w:rFonts w:ascii="Calibri Light" w:eastAsia="Proxima Nova" w:hAnsi="Calibri Light" w:cs="Calibri Light"/>
-          <w:color w:val="000000"/>
-        </w:rPr>
-        <w:t>FedRamp</w:t>
-      </w:r>
       <w:proofErr w:type="spellEnd"/>
-      <w:r>
-        <w:rPr>
-          <w:rFonts w:ascii="Calibri Light" w:eastAsia="Proxima Nova" w:hAnsi="Calibri Light" w:cs="Calibri Light"/>
-          <w:color w:val="000000"/>
-        </w:rPr>
-        <w:t xml:space="preserve"> certification</w:t>
-      </w:r>
-      <w:r>
-        <w:rPr>
-          <w:rFonts w:ascii="Calibri Light" w:eastAsia="Proxima Nova" w:hAnsi="Calibri Light" w:cs="Calibri Light"/>
-          <w:color w:val="000000"/>
-        </w:rPr>
-        <w:t xml:space="preserve"> activities</w:t>
-      </w:r>
-      <w:r>
-        <w:rPr>
-          <w:rFonts w:ascii="Calibri Light" w:eastAsia="Proxima Nova" w:hAnsi="Calibri Light" w:cs="Calibri Light"/>
-          <w:color w:val="000000"/>
-        </w:rPr>
-        <w:t xml:space="preserve">, </w:t>
-      </w:r>
-      <w:r>
-        <w:rPr>
-          <w:rFonts w:ascii="Calibri Light" w:eastAsia="Proxima Nova" w:hAnsi="Calibri Light" w:cs="Calibri Light"/>
-          <w:color w:val="000000"/>
-        </w:rPr>
-        <w:t>c</w:t>
-      </w:r>
-      <w:r>
-        <w:rPr>
-          <w:rFonts w:ascii="Calibri Light" w:eastAsia="Proxima Nova" w:hAnsi="Calibri Light" w:cs="Calibri Light"/>
-        </w:rPr>
-        <w:t>ollabor</w:t>
-      </w:r>
-      <w:r>
-        <w:rPr>
-          <w:rFonts w:ascii="Calibri Light" w:eastAsia="Proxima Nova" w:hAnsi="Calibri Light" w:cs="Calibri Light"/>
-        </w:rPr>
-        <w:t xml:space="preserve">ated </w:t>
-      </w:r>
-      <w:r>
-        <w:rPr>
-          <w:rFonts w:ascii="Calibri Light" w:eastAsia="Proxima Nova" w:hAnsi="Calibri Light" w:cs="Calibri Light"/>
-        </w:rPr>
-        <w:t xml:space="preserve">and </w:t>
-      </w:r>
-      <w:r>
-        <w:rPr>
-          <w:rFonts w:ascii="Calibri Light" w:eastAsia="Proxima Nova" w:hAnsi="Calibri Light" w:cs="Calibri Light"/>
-          <w:color w:val="000000"/>
-        </w:rPr>
-        <w:t>coordinated</w:t>
-      </w:r>
-      <w:r>
-        <w:rPr>
-          <w:rFonts w:ascii="Calibri Light" w:eastAsia="Proxima Nova" w:hAnsi="Calibri Light" w:cs="Calibri Light"/>
-          <w:color w:val="000000"/>
-        </w:rPr>
-        <w:t xml:space="preserve"> </w:t>
-      </w:r>
-      <w:r>
-        <w:rPr>
-          <w:rFonts w:ascii="Calibri Light" w:eastAsia="Proxima Nova" w:hAnsi="Calibri Light" w:cs="Calibri Light"/>
-          <w:color w:val="000000"/>
-        </w:rPr>
-        <w:t xml:space="preserve">Cisco Product Security Baseline </w:t>
-      </w:r>
-      <w:r>
-        <w:rPr>
-          <w:rFonts w:ascii="Calibri Light" w:eastAsia="Proxima Nova" w:hAnsi="Calibri Light" w:cs="Calibri Light"/>
-          <w:color w:val="000000"/>
-        </w:rPr>
-        <w:t xml:space="preserve">compliance activities, </w:t>
-      </w:r>
-      <w:r>
-        <w:rPr>
-          <w:rFonts w:ascii="Calibri Light" w:eastAsia="Proxima Nova" w:hAnsi="Calibri Light" w:cs="Calibri Light"/>
-          <w:color w:val="000000"/>
-        </w:rPr>
-        <w:t>fixed</w:t>
-      </w:r>
-      <w:r>
-        <w:rPr>
-          <w:rFonts w:ascii="Calibri Light" w:eastAsia="Proxima Nova" w:hAnsi="Calibri Light" w:cs="Calibri Light"/>
-          <w:color w:val="000000"/>
-        </w:rPr>
-        <w:t xml:space="preserve"> </w:t>
-      </w:r>
-      <w:r>
-        <w:rPr>
-          <w:rFonts w:ascii="Calibri Light" w:eastAsia="Proxima Nova" w:hAnsi="Calibri Light" w:cs="Calibri Light"/>
-          <w:color w:val="000000"/>
-        </w:rPr>
-        <w:t>CVEs</w:t>
-      </w:r>
-      <w:r>
-        <w:rPr>
-          <w:rFonts w:ascii="Calibri Light" w:eastAsia="Proxima Nova" w:hAnsi="Calibri Light" w:cs="Calibri Light"/>
-          <w:color w:val="000000"/>
-        </w:rPr>
-        <w:t xml:space="preserve"> </w:t>
-      </w:r>
-      <w:r>
-        <w:rPr>
-          <w:rFonts w:ascii="Calibri Light" w:eastAsia="Proxima Nova" w:hAnsi="Calibri Light" w:cs="Calibri Light"/>
-          <w:color w:val="000000"/>
-        </w:rPr>
-        <w:t>reported</w:t>
-      </w:r>
-      <w:r>
-        <w:rPr>
-          <w:rFonts w:ascii="Calibri Light" w:eastAsia="Proxima Nova" w:hAnsi="Calibri Light" w:cs="Calibri Light"/>
-          <w:color w:val="000000"/>
-        </w:rPr>
-        <w:t xml:space="preserve"> by the </w:t>
-      </w:r>
-      <w:r>
-        <w:rPr>
-          <w:rFonts w:ascii="Calibri Light" w:eastAsia="Proxima Nova" w:hAnsi="Calibri Light" w:cs="Calibri Light"/>
-        </w:rPr>
-        <w:t>Product Security Incident Report team</w:t>
-      </w:r>
-      <w:r>
-        <w:rPr>
-          <w:rFonts w:ascii="Calibri Light" w:eastAsia="Proxima Nova" w:hAnsi="Calibri Light" w:cs="Calibri Light"/>
-        </w:rPr>
-        <w:t xml:space="preserve"> that resulted </w:t>
-      </w:r>
-      <w:r>
-        <w:rPr>
-          <w:rFonts w:ascii="Calibri Light" w:eastAsia="Proxima Nova" w:hAnsi="Calibri Light" w:cs="Calibri Light"/>
-          <w:color w:val="000000"/>
-        </w:rPr>
-        <w:t xml:space="preserve">in </w:t>
-      </w:r>
-      <w:r>
-        <w:rPr>
-          <w:rFonts w:ascii="Calibri Light" w:eastAsia="Proxima Nova" w:hAnsi="Calibri Light" w:cs="Calibri Light"/>
-          <w:color w:val="000000"/>
-        </w:rPr>
-        <w:t xml:space="preserve">generation of </w:t>
-      </w:r>
-      <w:r>
-        <w:rPr>
-          <w:rFonts w:ascii="Calibri Light" w:eastAsia="Proxima Nova" w:hAnsi="Calibri Light" w:cs="Calibri Light"/>
-          <w:color w:val="000000"/>
-        </w:rPr>
-        <w:t>several million dollars in contract approvals from Cisco’s partners.</w:t>
-      </w:r>
-      <w:r>
-        <w:rPr>
-          <w:rFonts w:ascii="Calibri Light" w:eastAsia="Proxima Nova" w:hAnsi="Calibri Light" w:cs="Calibri Light"/>
-          <w:color w:val="000000"/>
-        </w:rPr>
-        <w:t xml:space="preserve"> </w:t>
-      </w:r>
-      <w:r>
-        <w:rPr>
-          <w:rFonts w:ascii="Calibri Light" w:eastAsia="Proxima Nova" w:hAnsi="Calibri Light" w:cs="Calibri Light"/>
-        </w:rPr>
-        <w:t xml:space="preserve">I also lead our g11n internationalization </w:t>
-      </w:r>
-      <w:r>
-        <w:rPr>
-          <w:rFonts w:ascii="Calibri Light" w:eastAsia="Proxima Nova" w:hAnsi="Calibri Light" w:cs="Calibri Light"/>
-        </w:rPr>
-        <w:t xml:space="preserve">and accessibility implementation and testing </w:t>
-      </w:r>
-      <w:r>
-        <w:rPr>
-          <w:rFonts w:ascii="Calibri Light" w:eastAsia="Proxima Nova" w:hAnsi="Calibri Light" w:cs="Calibri Light"/>
-        </w:rPr>
-        <w:t xml:space="preserve">with several cross-functional teams to increase </w:t>
-      </w:r>
-      <w:r>
-        <w:rPr>
-          <w:rFonts w:ascii="Calibri Light" w:eastAsia="Proxima Nova" w:hAnsi="Calibri Light" w:cs="Calibri Light"/>
-          <w:color w:val="000000"/>
-        </w:rPr>
-        <w:t xml:space="preserve">Cisco products’ </w:t>
-      </w:r>
-      <w:r>
-        <w:rPr>
-          <w:rFonts w:ascii="Calibri Light" w:eastAsia="Proxima Nova" w:hAnsi="Calibri Light" w:cs="Calibri Light"/>
-          <w:color w:val="000000"/>
-        </w:rPr>
-        <w:t xml:space="preserve">accessibility </w:t>
-      </w:r>
-      <w:r>
-        <w:rPr>
-          <w:rFonts w:ascii="Calibri Light" w:eastAsia="Proxima Nova" w:hAnsi="Calibri Light" w:cs="Calibri Light"/>
-          <w:color w:val="000000"/>
-        </w:rPr>
-        <w:t xml:space="preserve">and </w:t>
-      </w:r>
-      <w:r>
-        <w:rPr>
-          <w:rFonts w:ascii="Calibri Light" w:eastAsia="Proxima Nova" w:hAnsi="Calibri Light" w:cs="Calibri Light"/>
-          <w:color w:val="000000"/>
-        </w:rPr>
-        <w:t>outreach.</w:t>
-      </w:r>
     </w:p>
     <w:p>
       <w:pPr>
@@ -4619,64 +4403,10 @@
           <w:rFonts w:ascii="Calibri Light" w:eastAsia="Proxima Nova" w:hAnsi="Calibri Light" w:cs="Calibri Light"/>
           <w:color w:val="000000"/>
         </w:rPr>
-        <w:t xml:space="preserve">AI </w:t>
-      </w:r>
-      <w:r>
-        <w:rPr>
-          <w:rFonts w:ascii="Calibri Light" w:eastAsia="Proxima Nova" w:hAnsi="Calibri Light" w:cs="Calibri Light"/>
-          <w:color w:val="000000"/>
-        </w:rPr>
-        <w:t xml:space="preserve">and </w:t>
-      </w:r>
-      <w:r>
-        <w:rPr>
-          <w:rFonts w:ascii="Calibri Light" w:eastAsia="Proxima Nova" w:hAnsi="Calibri Light" w:cs="Calibri Light"/>
-          <w:color w:val="000000"/>
-        </w:rPr>
-        <w:t xml:space="preserve">Automation: Deployment </w:t>
-      </w:r>
-      <w:r>
-        <w:rPr>
-          <w:rFonts w:ascii="Calibri Light" w:eastAsia="Proxima Nova" w:hAnsi="Calibri Light" w:cs="Calibri Light"/>
-          <w:color w:val="000000"/>
-        </w:rPr>
-        <w:t xml:space="preserve">and </w:t>
-      </w:r>
-      <w:r>
-        <w:rPr>
-          <w:rFonts w:ascii="Calibri Light" w:eastAsia="Proxima Nova" w:hAnsi="Calibri Light" w:cs="Calibri Light"/>
-          <w:color w:val="000000"/>
-        </w:rPr>
-        <w:t xml:space="preserve">integration of an AI Agent using Large Language Models for handling network security, User Identity for AI agent users, </w:t>
-      </w:r>
-      <w:r>
-        <w:rPr>
-          <w:rFonts w:ascii="Calibri Light" w:eastAsia="Proxima Nova" w:hAnsi="Calibri Light" w:cs="Calibri Light"/>
-          <w:color w:val="000000"/>
-        </w:rPr>
-        <w:t xml:space="preserve">Building the data pipelines for the RAG models, </w:t>
-      </w:r>
-      <w:r>
-        <w:rPr>
-          <w:rFonts w:ascii="Calibri Light" w:eastAsia="Proxima Nova" w:hAnsi="Calibri Light" w:cs="Calibri Light"/>
-          <w:color w:val="000000"/>
-        </w:rPr>
-        <w:t xml:space="preserve">Product automation quality tracking </w:t>
-      </w:r>
-      <w:r>
-        <w:rPr>
-          <w:rFonts w:ascii="Calibri Light" w:eastAsia="Proxima Nova" w:hAnsi="Calibri Light" w:cs="Calibri Light"/>
-          <w:color w:val="000000"/>
-        </w:rPr>
-        <w:t xml:space="preserve">and </w:t>
-      </w:r>
-      <w:r>
-        <w:rPr>
-          <w:rFonts w:ascii="Calibri Light" w:eastAsia="Proxima Nova" w:hAnsi="Calibri Light" w:cs="Calibri Light"/>
-          <w:color w:val="000000"/>
-        </w:rPr>
-        <w:t>improvements.</w:t>
-      </w:r>
+        <w:t>Vulnerability Response: Led remediation of Blast-RADIUS (CVE-2024-3596, CVSS 9.0 Critical) for Secure Firewall Management Center, shipped across multiple Secure Firewall release trains as Cisco defect CSCwk71817. Partnered with Cisco PSIRT and Talos on rapid mitigation supporting several million dollars in partner contract approvals.</w:t>
+      </w:r>
+      <w:proofErr w:type="spellStart"/>
+      <w:proofErr w:type="spellEnd"/>
     </w:p>
     <w:p>
       <w:pPr>
@@ -4704,7 +4434,7 @@
           <w:rFonts w:ascii="Calibri Light" w:eastAsia="Proxima Nova" w:hAnsi="Calibri Light" w:cs="Calibri Light"/>
           <w:color w:val="000000"/>
         </w:rPr>
-        <w:t xml:space="preserve">Infrastructure </w:t>
+        <w:t xml:space="preserve">AI </w:t>
       </w:r>
       <w:r>
         <w:rPr>
@@ -4718,14 +4448,49 @@
           <w:rFonts w:ascii="Calibri Light" w:eastAsia="Proxima Nova" w:hAnsi="Calibri Light" w:cs="Calibri Light"/>
           <w:color w:val="000000"/>
         </w:rPr>
-        <w:t>Operations: Device Telemetry, Jenkins CI management, Onboarding on-prem solutions to cloud, Data queue optimization</w:t>
-      </w:r>
-      <w:r>
-        <w:rPr>
-          <w:rFonts w:ascii="Calibri Light" w:eastAsia="Proxima Nova" w:hAnsi="Calibri Light" w:cs="Calibri Light"/>
-          <w:color w:val="000000"/>
-        </w:rPr>
-        <w:t>.</w:t>
+        <w:t xml:space="preserve">Automation: Deployment </w:t>
+      </w:r>
+      <w:r>
+        <w:rPr>
+          <w:rFonts w:ascii="Calibri Light" w:eastAsia="Proxima Nova" w:hAnsi="Calibri Light" w:cs="Calibri Light"/>
+          <w:color w:val="000000"/>
+        </w:rPr>
+        <w:t xml:space="preserve">and </w:t>
+      </w:r>
+      <w:r>
+        <w:rPr>
+          <w:rFonts w:ascii="Calibri Light" w:eastAsia="Proxima Nova" w:hAnsi="Calibri Light" w:cs="Calibri Light"/>
+          <w:color w:val="000000"/>
+        </w:rPr>
+        <w:t xml:space="preserve">integration of an AI Agent using Large Language Models for handling network security, User Identity for AI agent users, </w:t>
+      </w:r>
+      <w:r>
+        <w:rPr>
+          <w:rFonts w:ascii="Calibri Light" w:eastAsia="Proxima Nova" w:hAnsi="Calibri Light" w:cs="Calibri Light"/>
+          <w:color w:val="000000"/>
+        </w:rPr>
+        <w:t xml:space="preserve">Building the data pipelines for the RAG models, </w:t>
+      </w:r>
+      <w:r>
+        <w:rPr>
+          <w:rFonts w:ascii="Calibri Light" w:eastAsia="Proxima Nova" w:hAnsi="Calibri Light" w:cs="Calibri Light"/>
+          <w:color w:val="000000"/>
+        </w:rPr>
+        <w:t xml:space="preserve">Product automation quality tracking </w:t>
+      </w:r>
+      <w:r>
+        <w:rPr>
+          <w:rFonts w:ascii="Calibri Light" w:eastAsia="Proxima Nova" w:hAnsi="Calibri Light" w:cs="Calibri Light"/>
+          <w:color w:val="000000"/>
+        </w:rPr>
+        <w:t xml:space="preserve">and </w:t>
+      </w:r>
+      <w:r>
+        <w:rPr>
+          <w:rFonts w:ascii="Calibri Light" w:eastAsia="Proxima Nova" w:hAnsi="Calibri Light" w:cs="Calibri Light"/>
+          <w:color w:val="000000"/>
+        </w:rPr>
+        <w:t>improvements.</w:t>
       </w:r>
     </w:p>
     <w:p>
@@ -4754,8 +4519,7 @@
           <w:rFonts w:ascii="Calibri Light" w:eastAsia="Proxima Nova" w:hAnsi="Calibri Light" w:cs="Calibri Light"/>
           <w:color w:val="000000"/>
         </w:rPr>
-        <w:lastRenderedPageBreak/>
-        <w:t xml:space="preserve">Auditing </w:t>
+        <w:t xml:space="preserve">Infrastructure </w:t>
       </w:r>
       <w:r>
         <w:rPr>
@@ -4769,11 +4533,22 @@
           <w:rFonts w:ascii="Calibri Light" w:eastAsia="Proxima Nova" w:hAnsi="Calibri Light" w:cs="Calibri Light"/>
           <w:color w:val="000000"/>
         </w:rPr>
-        <w:t>Reporting: Product Licensing usage auditing, User activity tracking.</w:t>
+        <w:t>Operations: Device Telemetry, Jenkins CI management, Onboarding on-prem solutions to cloud, Data queue optimization</w:t>
+      </w:r>
+      <w:r>
+        <w:rPr>
+          <w:rFonts w:ascii="Calibri Light" w:eastAsia="Proxima Nova" w:hAnsi="Calibri Light" w:cs="Calibri Light"/>
+          <w:color w:val="000000"/>
+        </w:rPr>
+        <w:t>.</w:t>
       </w:r>
     </w:p>
     <w:p>
       <w:pPr>
+        <w:numPr>
+          <w:ilvl w:val="1"/>
+          <w:numId w:val="2"/>
+        </w:numPr>
         <w:pBdr>
           <w:top w:val="nil"/>
           <w:left w:val="nil"/>
@@ -4783,11 +4558,34 @@
         </w:pBdr>
         <w:snapToGrid w:val="0"/>
         <w:spacing w:before="120" w:after="120"/>
+        <w:ind w:left="1080"/>
         <w:rPr>
           <w:rFonts w:ascii="Calibri Light" w:eastAsia="Proxima Nova" w:hAnsi="Calibri Light" w:cs="Calibri Light"/>
           <w:color w:val="000000"/>
         </w:rPr>
       </w:pPr>
+      <w:r>
+        <w:rPr>
+          <w:rFonts w:ascii="Calibri Light" w:eastAsia="Proxima Nova" w:hAnsi="Calibri Light" w:cs="Calibri Light"/>
+          <w:color w:val="000000"/>
+        </w:rPr>
+        <w:lastRenderedPageBreak/>
+        <w:t xml:space="preserve">Auditing </w:t>
+      </w:r>
+      <w:r>
+        <w:rPr>
+          <w:rFonts w:ascii="Calibri Light" w:eastAsia="Proxima Nova" w:hAnsi="Calibri Light" w:cs="Calibri Light"/>
+          <w:color w:val="000000"/>
+        </w:rPr>
+        <w:t xml:space="preserve">and </w:t>
+      </w:r>
+      <w:r>
+        <w:rPr>
+          <w:rFonts w:ascii="Calibri Light" w:eastAsia="Proxima Nova" w:hAnsi="Calibri Light" w:cs="Calibri Light"/>
+          <w:color w:val="000000"/>
+        </w:rPr>
+        <w:t>Reporting: Product Licensing usage auditing, User activity tracking.</w:t>
+      </w:r>
     </w:p>
     <w:p>
       <w:pPr>
@@ -5213,23 +5011,6 @@
         <w:pBdr>
           <w:top w:val="nil"/>
           <w:left w:val="nil"/>
-          <w:bottom w:val="single" w:sz="6" w:space="1" w:color="000000"/>
-          <w:right w:val="nil"/>
-          <w:between w:val="nil"/>
-        </w:pBdr>
-        <w:snapToGrid w:val="0"/>
-        <w:spacing w:before="120" w:after="120"/>
-        <w:rPr>
-          <w:rFonts w:ascii="Calibri Light" w:eastAsia="Proxima Nova" w:hAnsi="Calibri Light" w:cs="Calibri Light"/>
-          <w:color w:val="000000"/>
-        </w:rPr>
-      </w:pPr>
-    </w:p>
-    <w:p>
-      <w:pPr>
-        <w:pBdr>
-          <w:top w:val="nil"/>
-          <w:left w:val="nil"/>
           <w:bottom w:val="nil"/>
           <w:right w:val="nil"/>
           <w:between w:val="nil"/>
@@ -5441,10 +5222,14 @@
     </w:p>
     <w:p>
       <w:pPr>
+        <w:numPr>
+          <w:ilvl w:val="0"/>
+          <w:numId w:val="1"/>
+        </w:numPr>
         <w:pBdr>
           <w:top w:val="nil"/>
           <w:left w:val="nil"/>
-          <w:bottom w:val="single" w:sz="6" w:space="1" w:color="000000"/>
+          <w:bottom w:val="nil"/>
           <w:right w:val="nil"/>
           <w:between w:val="nil"/>
         </w:pBdr>
@@ -5455,6 +5240,13 @@
           <w:color w:val="000000"/>
         </w:rPr>
       </w:pPr>
+      <w:r>
+        <w:rPr>
+          <w:rFonts w:ascii="Calibri Light" w:eastAsia="Proxima Nova" w:hAnsi="Calibri Light" w:cs="Calibri Light"/>
+          <w:color w:val="000000"/>
+        </w:rPr>
+        <w:t>Research on mobile access control and cyber-threat intelligence has drawn 520+ citations (h-index 8), cited in ACM Computing Surveys, IEEE TIFS, and Scientific Data.</w:t>
+      </w:r>
     </w:p>
     <w:p>
       <w:pPr>
@@ -5549,23 +5341,6 @@
         <w:pBdr>
           <w:top w:val="nil"/>
           <w:left w:val="nil"/>
-          <w:bottom w:val="single" w:sz="6" w:space="1" w:color="000000"/>
-          <w:right w:val="nil"/>
-          <w:between w:val="nil"/>
-        </w:pBdr>
-        <w:snapToGrid w:val="0"/>
-        <w:spacing w:before="120" w:after="120"/>
-        <w:rPr>
-          <w:rFonts w:ascii="Calibri Light" w:eastAsia="Proxima Nova" w:hAnsi="Calibri Light" w:cs="Calibri Light"/>
-          <w:color w:val="000000"/>
-        </w:rPr>
-      </w:pPr>
-    </w:p>
-    <w:p>
-      <w:pPr>
-        <w:pBdr>
-          <w:top w:val="nil"/>
-          <w:left w:val="nil"/>
           <w:bottom w:val="nil"/>
           <w:right w:val="nil"/>
           <w:between w:val="nil"/>
@@ -5682,23 +5457,6 @@
         <w:pBdr>
           <w:top w:val="nil"/>
           <w:left w:val="nil"/>
-          <w:bottom w:val="single" w:sz="6" w:space="1" w:color="000000"/>
-          <w:right w:val="nil"/>
-          <w:between w:val="nil"/>
-        </w:pBdr>
-        <w:snapToGrid w:val="0"/>
-        <w:spacing w:before="120" w:after="120"/>
-        <w:rPr>
-          <w:rFonts w:ascii="Calibri Light" w:eastAsia="Proxima Nova" w:hAnsi="Calibri Light" w:cs="Calibri Light"/>
-          <w:color w:val="000000"/>
-        </w:rPr>
-      </w:pPr>
-    </w:p>
-    <w:p>
-      <w:pPr>
-        <w:pBdr>
-          <w:top w:val="nil"/>
-          <w:left w:val="nil"/>
           <w:bottom w:val="nil"/>
           <w:right w:val="nil"/>
           <w:between w:val="nil"/>
@@ -5808,23 +5566,6 @@
         <w:pBdr>
           <w:top w:val="nil"/>
           <w:left w:val="nil"/>
-          <w:bottom w:val="single" w:sz="6" w:space="1" w:color="000000"/>
-          <w:right w:val="nil"/>
-          <w:between w:val="nil"/>
-        </w:pBdr>
-        <w:snapToGrid w:val="0"/>
-        <w:spacing w:before="120" w:after="120"/>
-        <w:rPr>
-          <w:rFonts w:ascii="Calibri Light" w:eastAsia="Proxima Nova" w:hAnsi="Calibri Light" w:cs="Calibri Light"/>
-          <w:color w:val="000000"/>
-        </w:rPr>
-      </w:pPr>
-    </w:p>
-    <w:p>
-      <w:pPr>
-        <w:pBdr>
-          <w:top w:val="nil"/>
-          <w:left w:val="nil"/>
           <w:bottom w:val="nil"/>
           <w:right w:val="nil"/>
           <w:between w:val="nil"/>
@@ -5933,23 +5674,6 @@
         <w:pBdr>
           <w:top w:val="nil"/>
           <w:left w:val="nil"/>
-          <w:bottom w:val="single" w:sz="6" w:space="1" w:color="000000"/>
-          <w:right w:val="nil"/>
-          <w:between w:val="nil"/>
-        </w:pBdr>
-        <w:snapToGrid w:val="0"/>
-        <w:spacing w:before="120" w:after="120"/>
-        <w:rPr>
-          <w:rFonts w:ascii="Calibri Light" w:eastAsia="Proxima Nova" w:hAnsi="Calibri Light" w:cs="Calibri Light"/>
-          <w:color w:val="000000"/>
-        </w:rPr>
-      </w:pPr>
-    </w:p>
-    <w:p>
-      <w:pPr>
-        <w:pBdr>
-          <w:top w:val="nil"/>
-          <w:left w:val="nil"/>
           <w:bottom w:val="nil"/>
           <w:right w:val="nil"/>
           <w:between w:val="nil"/>
@@ -6065,23 +5789,6 @@
         </w:rPr>
         <w:t>carried out ETL operations using PL/SQL.</w:t>
       </w:r>
-    </w:p>
-    <w:p>
-      <w:pPr>
-        <w:pBdr>
-          <w:top w:val="nil"/>
-          <w:left w:val="nil"/>
-          <w:bottom w:val="single" w:sz="6" w:space="1" w:color="000000"/>
-          <w:right w:val="nil"/>
-          <w:between w:val="nil"/>
-        </w:pBdr>
-        <w:snapToGrid w:val="0"/>
-        <w:spacing w:before="120" w:after="120"/>
-        <w:rPr>
-          <w:rFonts w:ascii="Calibri Light" w:eastAsia="Proxima Nova" w:hAnsi="Calibri Light" w:cs="Calibri Light"/>
-          <w:color w:val="000000"/>
-        </w:rPr>
-      </w:pPr>
     </w:p>
     <w:p>
       <w:pPr>

--- a/assets/docs/resume/resume-prajit-das.docx
+++ b/assets/docs/resume/resume-prajit-das.docx
@@ -1,6 +1,6 @@
 
 <file path=word/document.xml><?xml version="1.0" encoding="utf-8"?>
-<w:document xmlns:wpc="http://schemas.microsoft.com/office/word/2010/wordprocessingCanvas" xmlns:cx="http://schemas.microsoft.com/office/drawing/2014/chartex" xmlns:cx1="http://schemas.microsoft.com/office/drawing/2015/9/8/chartex" xmlns:cx2="http://schemas.microsoft.com/office/drawing/2015/10/21/chartex" xmlns:cx3="http://schemas.microsoft.com/office/drawing/2016/5/9/chartex" xmlns:cx4="http://schemas.microsoft.com/office/drawing/2016/5/10/chartex" xmlns:cx5="http://schemas.microsoft.com/office/drawing/2016/5/11/chartex" xmlns:cx6="http://schemas.microsoft.com/office/drawing/2016/5/12/chartex" xmlns:cx7="http://schemas.microsoft.com/office/drawing/2016/5/13/chartex" xmlns:cx8="http://schemas.microsoft.com/office/drawing/2016/5/14/chartex" xmlns:mc="http://schemas.openxmlformats.org/markup-compatibility/2006" xmlns:aink="http://schemas.microsoft.com/office/drawing/2016/ink" xmlns:am3d="http://schemas.microsoft.com/office/drawing/2017/model3d" xmlns:o="urn:schemas-microsoft-com:office:office" xmlns:oel="http://schemas.microsoft.com/office/2019/extlst" xmlns:r="http://schemas.openxmlformats.org/officeDocument/2006/relationships" xmlns:m="http://schemas.openxmlformats.org/officeDocument/2006/math" xmlns:v="urn:schemas-microsoft-com:vml" xmlns:wp14="http://schemas.microsoft.com/office/word/2010/wordprocessingDrawing" xmlns:wp="http://schemas.openxmlformats.org/drawingml/2006/wordprocessingDrawing" xmlns:w10="urn:schemas-microsoft-com:office:word" xmlns:w="http://schemas.openxmlformats.org/wordprocessingml/2006/main" xmlns:w14="http://schemas.microsoft.com/office/word/2010/wordml" xmlns:w15="http://schemas.microsoft.com/office/word/2012/wordml" xmlns:w16cex="http://schemas.microsoft.com/office/word/2018/wordml/cex" xmlns:w16cid="http://schemas.microsoft.com/office/word/2016/wordml/cid" xmlns:w16="http://schemas.microsoft.com/office/word/2018/wordml" xmlns:w16du="http://schemas.microsoft.com/office/word/2023/wordml/word16du" xmlns:w16sdtdh="http://schemas.microsoft.com/office/word/2020/wordml/sdtdatahash" xmlns:w16sdtfl="http://schemas.microsoft.com/office/word/2024/wordml/sdtformatlock" xmlns:w16se="http://schemas.microsoft.com/office/word/2015/wordml/symex" xmlns:wpg="http://schemas.microsoft.com/office/word/2010/wordprocessingGroup" xmlns:wpi="http://schemas.microsoft.com/office/word/2010/wordprocessingInk" xmlns:wne="http://schemas.microsoft.com/office/word/2006/wordml" xmlns:wps="http://schemas.microsoft.com/office/word/2010/wordprocessingShape" mc:Ignorable="w14 w15 w16se w16cid w16 w16cex w16sdtdh w16sdtfl w16du wp14">
+<w:document xmlns:wpc="http://schemas.microsoft.com/office/word/2010/wordprocessingCanvas" xmlns:cx="http://schemas.microsoft.com/office/drawing/2014/chartex" xmlns:cx1="http://schemas.microsoft.com/office/drawing/2015/9/8/chartex" xmlns:cx2="http://schemas.microsoft.com/office/drawing/2015/10/21/chartex" xmlns:cx3="http://schemas.microsoft.com/office/drawing/2016/5/9/chartex" xmlns:cx4="http://schemas.microsoft.com/office/drawing/2016/5/10/chartex" xmlns:cx5="http://schemas.microsoft.com/office/drawing/2016/5/11/chartex" xmlns:cx6="http://schemas.microsoft.com/office/drawing/2016/5/12/chartex" xmlns:cx7="http://schemas.microsoft.com/office/drawing/2016/5/13/chartex" xmlns:cx8="http://schemas.microsoft.com/office/drawing/2016/5/14/chartex" xmlns:mc="http://schemas.openxmlformats.org/markup-compatibility/2006" xmlns:m="http://schemas.openxmlformats.org/officeDocument/2006/math" xmlns:aink="http://schemas.microsoft.com/office/drawing/2016/ink" xmlns:am3d="http://schemas.microsoft.com/office/drawing/2017/model3d" xmlns:oel="http://schemas.microsoft.com/office/2019/extlst" xmlns:r="http://schemas.openxmlformats.org/officeDocument/2006/relationships" xmlns:wp14="http://schemas.microsoft.com/office/word/2010/wordprocessingDrawing" xmlns:wp="http://schemas.openxmlformats.org/drawingml/2006/wordprocessingDrawing" xmlns:wpg="http://schemas.microsoft.com/office/word/2010/wordprocessingGroup" xmlns:wpi="http://schemas.microsoft.com/office/word/2010/wordprocessingInk" xmlns:wps="http://schemas.microsoft.com/office/word/2010/wordprocessingShape" xmlns:o="urn:schemas-microsoft-com:office:office" xmlns:v="urn:schemas-microsoft-com:vml" xmlns:w10="urn:schemas-microsoft-com:office:word" xmlns:w="http://schemas.openxmlformats.org/wordprocessingml/2006/main" xmlns:w14="http://schemas.microsoft.com/office/word/2010/wordml" xmlns:w15="http://schemas.microsoft.com/office/word/2012/wordml" xmlns:w16cei="http://schemas.microsoft.com/office/word/2026/wordml/cei" xmlns:w16cex="http://schemas.microsoft.com/office/word/2018/wordml/cex" xmlns:w16cid="http://schemas.microsoft.com/office/word/2016/wordml/cid" xmlns:w16="http://schemas.microsoft.com/office/word/2018/wordml" xmlns:w16sdtdh="http://schemas.microsoft.com/office/word/2020/wordml/sdtdatahash" xmlns:w16sdtfl="http://schemas.microsoft.com/office/word/2024/wordml/sdtformatlock" xmlns:w16se="http://schemas.microsoft.com/office/word/2015/wordml/symex" xmlns:w16du="http://schemas.microsoft.com/office/word/2023/wordml/word16du" xmlns:wne="http://schemas.microsoft.com/office/word/2006/wordml" mc:Ignorable="w14 w15 w16se w16cid w16 w16cex w16sdtdh w16sdtfl w16du wp14">
   <w:body>
     <w:p>
       <w:pPr>
@@ -596,7 +596,7 @@
               </wp:inline>
             </w:drawing>
           </mc:Choice>
-          <mc:Fallback xmlns:sl="http://schemas.openxmlformats.org/schemaLibrary/2006/main" xmlns:a="http://schemas.openxmlformats.org/drawingml/2006/main" xmlns:pic="http://schemas.openxmlformats.org/drawingml/2006/picture" xmlns:c="http://schemas.openxmlformats.org/drawingml/2006/chart" xmlns:lc="http://schemas.openxmlformats.org/drawingml/2006/lockedCanvas" xmlns:dgm="http://schemas.openxmlformats.org/drawingml/2006/diagram">
+          <mc:Fallback xmlns:dgm="http://schemas.openxmlformats.org/drawingml/2006/diagram" xmlns:lc="http://schemas.openxmlformats.org/drawingml/2006/lockedCanvas" xmlns:c="http://schemas.openxmlformats.org/drawingml/2006/chart" xmlns:pic="http://schemas.openxmlformats.org/drawingml/2006/picture" xmlns:a="http://schemas.openxmlformats.org/drawingml/2006/main" xmlns:sl="http://schemas.openxmlformats.org/schemaLibrary/2006/main">
             <w:drawing>
               <wp:inline distB="0" distT="0" distL="0" distR="0">
                 <wp:extent cx="119253" cy="119253"/>
@@ -1495,7 +1495,7 @@
               </wp:inline>
             </w:drawing>
           </mc:Choice>
-          <mc:Fallback xmlns:sl="http://schemas.openxmlformats.org/schemaLibrary/2006/main" xmlns:a="http://schemas.openxmlformats.org/drawingml/2006/main" xmlns:pic="http://schemas.openxmlformats.org/drawingml/2006/picture" xmlns:c="http://schemas.openxmlformats.org/drawingml/2006/chart" xmlns:lc="http://schemas.openxmlformats.org/drawingml/2006/lockedCanvas" xmlns:dgm="http://schemas.openxmlformats.org/drawingml/2006/diagram">
+          <mc:Fallback xmlns:dgm="http://schemas.openxmlformats.org/drawingml/2006/diagram" xmlns:lc="http://schemas.openxmlformats.org/drawingml/2006/lockedCanvas" xmlns:c="http://schemas.openxmlformats.org/drawingml/2006/chart" xmlns:pic="http://schemas.openxmlformats.org/drawingml/2006/picture" xmlns:a="http://schemas.openxmlformats.org/drawingml/2006/main" xmlns:sl="http://schemas.openxmlformats.org/schemaLibrary/2006/main">
             <w:drawing>
               <wp:inline distB="0" distT="0" distL="0" distR="0">
                 <wp:extent cx="119253" cy="119253"/>
@@ -2945,7 +2945,7 @@
               </wp:inline>
             </w:drawing>
           </mc:Choice>
-          <mc:Fallback xmlns:sl="http://schemas.openxmlformats.org/schemaLibrary/2006/main" xmlns:a="http://schemas.openxmlformats.org/drawingml/2006/main" xmlns:pic="http://schemas.openxmlformats.org/drawingml/2006/picture" xmlns:c="http://schemas.openxmlformats.org/drawingml/2006/chart" xmlns:lc="http://schemas.openxmlformats.org/drawingml/2006/lockedCanvas" xmlns:dgm="http://schemas.openxmlformats.org/drawingml/2006/diagram">
+          <mc:Fallback xmlns:dgm="http://schemas.openxmlformats.org/drawingml/2006/diagram" xmlns:lc="http://schemas.openxmlformats.org/drawingml/2006/lockedCanvas" xmlns:c="http://schemas.openxmlformats.org/drawingml/2006/chart" xmlns:pic="http://schemas.openxmlformats.org/drawingml/2006/picture" xmlns:a="http://schemas.openxmlformats.org/drawingml/2006/main" xmlns:sl="http://schemas.openxmlformats.org/schemaLibrary/2006/main">
             <w:drawing>
               <wp:inline distB="0" distT="0" distL="0" distR="0">
                 <wp:extent cx="128397" cy="128397"/>
@@ -4374,8 +4374,6 @@
         </w:rPr>
         <w:t>Compliance: Led FedRamp certification activities, collaborated and coordinated Cisco Product Security Baseline compliance activities. I also lead our g11n internationalization and accessibility implementation and testing with several cross-functional teams to increase Cisco products’ accessibility and outreach.</w:t>
       </w:r>
-      <w:proofErr w:type="spellStart"/>
-      <w:proofErr w:type="spellEnd"/>
     </w:p>
     <w:p>
       <w:pPr>
@@ -4405,8 +4403,6 @@
         </w:rPr>
         <w:t>Vulnerability Response: Led remediation of Blast-RADIUS (CVE-2024-3596, CVSS 9.0 Critical) for Secure Firewall Management Center, shipped across multiple Secure Firewall release trains as Cisco defect CSCwk71817. Partnered with Cisco PSIRT and Talos on rapid mitigation supporting several million dollars in partner contract approvals.</w:t>
       </w:r>
-      <w:proofErr w:type="spellStart"/>
-      <w:proofErr w:type="spellEnd"/>
     </w:p>
     <w:p>
       <w:pPr>
@@ -4519,6 +4515,7 @@
           <w:rFonts w:ascii="Calibri Light" w:eastAsia="Proxima Nova" w:hAnsi="Calibri Light" w:cs="Calibri Light"/>
           <w:color w:val="000000"/>
         </w:rPr>
+        <w:lastRenderedPageBreak/>
         <w:t xml:space="preserve">Infrastructure </w:t>
       </w:r>
       <w:r>
@@ -4569,7 +4566,6 @@
           <w:rFonts w:ascii="Calibri Light" w:eastAsia="Proxima Nova" w:hAnsi="Calibri Light" w:cs="Calibri Light"/>
           <w:color w:val="000000"/>
         </w:rPr>
-        <w:lastRenderedPageBreak/>
         <w:t xml:space="preserve">Auditing </w:t>
       </w:r>
       <w:r>
@@ -5795,6 +5791,23 @@
         <w:pBdr>
           <w:top w:val="nil"/>
           <w:left w:val="nil"/>
+          <w:bottom w:val="single" w:sz="6" w:space="1" w:color="000000"/>
+          <w:right w:val="nil"/>
+          <w:between w:val="nil"/>
+        </w:pBdr>
+        <w:snapToGrid w:val="0"/>
+        <w:spacing w:before="120" w:after="120"/>
+        <w:rPr>
+          <w:rFonts w:ascii="Calibri Light" w:eastAsia="Proxima Nova" w:hAnsi="Calibri Light" w:cs="Calibri Light"/>
+          <w:color w:val="000000"/>
+        </w:rPr>
+      </w:pPr>
+    </w:p>
+    <w:p>
+      <w:pPr>
+        <w:pBdr>
+          <w:top w:val="nil"/>
+          <w:left w:val="nil"/>
           <w:bottom w:val="nil"/>
           <w:right w:val="nil"/>
           <w:between w:val="nil"/>
@@ -6033,7 +6046,7 @@
 </file>
 
 <file path=word/endnotes.xml><?xml version="1.0" encoding="utf-8"?>
-<w:endnotes xmlns:wpc="http://schemas.microsoft.com/office/word/2010/wordprocessingCanvas" xmlns:cx="http://schemas.microsoft.com/office/drawing/2014/chartex" xmlns:cx1="http://schemas.microsoft.com/office/drawing/2015/9/8/chartex" xmlns:cx2="http://schemas.microsoft.com/office/drawing/2015/10/21/chartex" xmlns:cx3="http://schemas.microsoft.com/office/drawing/2016/5/9/chartex" xmlns:cx4="http://schemas.microsoft.com/office/drawing/2016/5/10/chartex" xmlns:cx5="http://schemas.microsoft.com/office/drawing/2016/5/11/chartex" xmlns:cx6="http://schemas.microsoft.com/office/drawing/2016/5/12/chartex" xmlns:cx7="http://schemas.microsoft.com/office/drawing/2016/5/13/chartex" xmlns:cx8="http://schemas.microsoft.com/office/drawing/2016/5/14/chartex" xmlns:mc="http://schemas.openxmlformats.org/markup-compatibility/2006" xmlns:aink="http://schemas.microsoft.com/office/drawing/2016/ink" xmlns:am3d="http://schemas.microsoft.com/office/drawing/2017/model3d" xmlns:o="urn:schemas-microsoft-com:office:office" xmlns:oel="http://schemas.microsoft.com/office/2019/extlst" xmlns:r="http://schemas.openxmlformats.org/officeDocument/2006/relationships" xmlns:m="http://schemas.openxmlformats.org/officeDocument/2006/math" xmlns:v="urn:schemas-microsoft-com:vml" xmlns:wp14="http://schemas.microsoft.com/office/word/2010/wordprocessingDrawing" xmlns:wp="http://schemas.openxmlformats.org/drawingml/2006/wordprocessingDrawing" xmlns:w10="urn:schemas-microsoft-com:office:word" xmlns:w="http://schemas.openxmlformats.org/wordprocessingml/2006/main" xmlns:w14="http://schemas.microsoft.com/office/word/2010/wordml" xmlns:w15="http://schemas.microsoft.com/office/word/2012/wordml" xmlns:w16cex="http://schemas.microsoft.com/office/word/2018/wordml/cex" xmlns:w16cid="http://schemas.microsoft.com/office/word/2016/wordml/cid" xmlns:w16="http://schemas.microsoft.com/office/word/2018/wordml" xmlns:w16du="http://schemas.microsoft.com/office/word/2023/wordml/word16du" xmlns:w16sdtdh="http://schemas.microsoft.com/office/word/2020/wordml/sdtdatahash" xmlns:w16sdtfl="http://schemas.microsoft.com/office/word/2024/wordml/sdtformatlock" xmlns:w16se="http://schemas.microsoft.com/office/word/2015/wordml/symex" xmlns:wpg="http://schemas.microsoft.com/office/word/2010/wordprocessingGroup" xmlns:wpi="http://schemas.microsoft.com/office/word/2010/wordprocessingInk" xmlns:wne="http://schemas.microsoft.com/office/word/2006/wordml" xmlns:wps="http://schemas.microsoft.com/office/word/2010/wordprocessingShape" mc:Ignorable="w14 w15 w16se w16cid w16 w16cex w16sdtdh w16sdtfl w16du wp14">
+<w:endnotes xmlns:wpc="http://schemas.microsoft.com/office/word/2010/wordprocessingCanvas" xmlns:cx="http://schemas.microsoft.com/office/drawing/2014/chartex" xmlns:cx1="http://schemas.microsoft.com/office/drawing/2015/9/8/chartex" xmlns:cx2="http://schemas.microsoft.com/office/drawing/2015/10/21/chartex" xmlns:cx3="http://schemas.microsoft.com/office/drawing/2016/5/9/chartex" xmlns:cx4="http://schemas.microsoft.com/office/drawing/2016/5/10/chartex" xmlns:cx5="http://schemas.microsoft.com/office/drawing/2016/5/11/chartex" xmlns:cx6="http://schemas.microsoft.com/office/drawing/2016/5/12/chartex" xmlns:cx7="http://schemas.microsoft.com/office/drawing/2016/5/13/chartex" xmlns:cx8="http://schemas.microsoft.com/office/drawing/2016/5/14/chartex" xmlns:mc="http://schemas.openxmlformats.org/markup-compatibility/2006" xmlns:m="http://schemas.openxmlformats.org/officeDocument/2006/math" xmlns:aink="http://schemas.microsoft.com/office/drawing/2016/ink" xmlns:am3d="http://schemas.microsoft.com/office/drawing/2017/model3d" xmlns:oel="http://schemas.microsoft.com/office/2019/extlst" xmlns:r="http://schemas.openxmlformats.org/officeDocument/2006/relationships" xmlns:wp14="http://schemas.microsoft.com/office/word/2010/wordprocessingDrawing" xmlns:wp="http://schemas.openxmlformats.org/drawingml/2006/wordprocessingDrawing" xmlns:wpg="http://schemas.microsoft.com/office/word/2010/wordprocessingGroup" xmlns:wpi="http://schemas.microsoft.com/office/word/2010/wordprocessingInk" xmlns:wps="http://schemas.microsoft.com/office/word/2010/wordprocessingShape" xmlns:o="urn:schemas-microsoft-com:office:office" xmlns:v="urn:schemas-microsoft-com:vml" xmlns:w10="urn:schemas-microsoft-com:office:word" xmlns:w="http://schemas.openxmlformats.org/wordprocessingml/2006/main" xmlns:w14="http://schemas.microsoft.com/office/word/2010/wordml" xmlns:w15="http://schemas.microsoft.com/office/word/2012/wordml" xmlns:w16cei="http://schemas.microsoft.com/office/word/2026/wordml/cei" xmlns:w16cex="http://schemas.microsoft.com/office/word/2018/wordml/cex" xmlns:w16cid="http://schemas.microsoft.com/office/word/2016/wordml/cid" xmlns:w16="http://schemas.microsoft.com/office/word/2018/wordml" xmlns:w16sdtdh="http://schemas.microsoft.com/office/word/2020/wordml/sdtdatahash" xmlns:w16sdtfl="http://schemas.microsoft.com/office/word/2024/wordml/sdtformatlock" xmlns:w16se="http://schemas.microsoft.com/office/word/2015/wordml/symex" xmlns:w16du="http://schemas.microsoft.com/office/word/2023/wordml/word16du" xmlns:wne="http://schemas.microsoft.com/office/word/2006/wordml" mc:Ignorable="w14 w15 w16se w16cid w16 w16cex w16sdtdh w16sdtfl w16du wp14">
   <w:endnote w:type="separator" w:id="-1">
     <w:p>
       <w:r>
@@ -6052,7 +6065,7 @@
 </file>
 
 <file path=word/footer1.xml><?xml version="1.0" encoding="utf-8"?>
-<w:ftr xmlns:wpc="http://schemas.microsoft.com/office/word/2010/wordprocessingCanvas" xmlns:cx="http://schemas.microsoft.com/office/drawing/2014/chartex" xmlns:cx1="http://schemas.microsoft.com/office/drawing/2015/9/8/chartex" xmlns:cx2="http://schemas.microsoft.com/office/drawing/2015/10/21/chartex" xmlns:cx3="http://schemas.microsoft.com/office/drawing/2016/5/9/chartex" xmlns:cx4="http://schemas.microsoft.com/office/drawing/2016/5/10/chartex" xmlns:cx5="http://schemas.microsoft.com/office/drawing/2016/5/11/chartex" xmlns:cx6="http://schemas.microsoft.com/office/drawing/2016/5/12/chartex" xmlns:cx7="http://schemas.microsoft.com/office/drawing/2016/5/13/chartex" xmlns:cx8="http://schemas.microsoft.com/office/drawing/2016/5/14/chartex" xmlns:mc="http://schemas.openxmlformats.org/markup-compatibility/2006" xmlns:aink="http://schemas.microsoft.com/office/drawing/2016/ink" xmlns:am3d="http://schemas.microsoft.com/office/drawing/2017/model3d" xmlns:o="urn:schemas-microsoft-com:office:office" xmlns:oel="http://schemas.microsoft.com/office/2019/extlst" xmlns:r="http://schemas.openxmlformats.org/officeDocument/2006/relationships" xmlns:m="http://schemas.openxmlformats.org/officeDocument/2006/math" xmlns:v="urn:schemas-microsoft-com:vml" xmlns:wp14="http://schemas.microsoft.com/office/word/2010/wordprocessingDrawing" xmlns:wp="http://schemas.openxmlformats.org/drawingml/2006/wordprocessingDrawing" xmlns:w10="urn:schemas-microsoft-com:office:word" xmlns:w="http://schemas.openxmlformats.org/wordprocessingml/2006/main" xmlns:w14="http://schemas.microsoft.com/office/word/2010/wordml" xmlns:w15="http://schemas.microsoft.com/office/word/2012/wordml" xmlns:w16cex="http://schemas.microsoft.com/office/word/2018/wordml/cex" xmlns:w16cid="http://schemas.microsoft.com/office/word/2016/wordml/cid" xmlns:w16="http://schemas.microsoft.com/office/word/2018/wordml" xmlns:w16du="http://schemas.microsoft.com/office/word/2023/wordml/word16du" xmlns:w16sdtdh="http://schemas.microsoft.com/office/word/2020/wordml/sdtdatahash" xmlns:w16sdtfl="http://schemas.microsoft.com/office/word/2024/wordml/sdtformatlock" xmlns:w16se="http://schemas.microsoft.com/office/word/2015/wordml/symex" xmlns:wpg="http://schemas.microsoft.com/office/word/2010/wordprocessingGroup" xmlns:wpi="http://schemas.microsoft.com/office/word/2010/wordprocessingInk" xmlns:wne="http://schemas.microsoft.com/office/word/2006/wordml" xmlns:wps="http://schemas.microsoft.com/office/word/2010/wordprocessingShape" mc:Ignorable="w14 w15 w16se w16cid w16 w16cex w16sdtdh w16sdtfl w16du wp14">
+<w:ftr xmlns:wpc="http://schemas.microsoft.com/office/word/2010/wordprocessingCanvas" xmlns:cx="http://schemas.microsoft.com/office/drawing/2014/chartex" xmlns:cx1="http://schemas.microsoft.com/office/drawing/2015/9/8/chartex" xmlns:cx2="http://schemas.microsoft.com/office/drawing/2015/10/21/chartex" xmlns:cx3="http://schemas.microsoft.com/office/drawing/2016/5/9/chartex" xmlns:cx4="http://schemas.microsoft.com/office/drawing/2016/5/10/chartex" xmlns:cx5="http://schemas.microsoft.com/office/drawing/2016/5/11/chartex" xmlns:cx6="http://schemas.microsoft.com/office/drawing/2016/5/12/chartex" xmlns:cx7="http://schemas.microsoft.com/office/drawing/2016/5/13/chartex" xmlns:cx8="http://schemas.microsoft.com/office/drawing/2016/5/14/chartex" xmlns:mc="http://schemas.openxmlformats.org/markup-compatibility/2006" xmlns:m="http://schemas.openxmlformats.org/officeDocument/2006/math" xmlns:aink="http://schemas.microsoft.com/office/drawing/2016/ink" xmlns:am3d="http://schemas.microsoft.com/office/drawing/2017/model3d" xmlns:oel="http://schemas.microsoft.com/office/2019/extlst" xmlns:r="http://schemas.openxmlformats.org/officeDocument/2006/relationships" xmlns:wp14="http://schemas.microsoft.com/office/word/2010/wordprocessingDrawing" xmlns:wp="http://schemas.openxmlformats.org/drawingml/2006/wordprocessingDrawing" xmlns:wpg="http://schemas.microsoft.com/office/word/2010/wordprocessingGroup" xmlns:wpi="http://schemas.microsoft.com/office/word/2010/wordprocessingInk" xmlns:wps="http://schemas.microsoft.com/office/word/2010/wordprocessingShape" xmlns:o="urn:schemas-microsoft-com:office:office" xmlns:v="urn:schemas-microsoft-com:vml" xmlns:w10="urn:schemas-microsoft-com:office:word" xmlns:w="http://schemas.openxmlformats.org/wordprocessingml/2006/main" xmlns:w14="http://schemas.microsoft.com/office/word/2010/wordml" xmlns:w15="http://schemas.microsoft.com/office/word/2012/wordml" xmlns:w16cei="http://schemas.microsoft.com/office/word/2026/wordml/cei" xmlns:w16cex="http://schemas.microsoft.com/office/word/2018/wordml/cex" xmlns:w16cid="http://schemas.microsoft.com/office/word/2016/wordml/cid" xmlns:w16="http://schemas.microsoft.com/office/word/2018/wordml" xmlns:w16sdtdh="http://schemas.microsoft.com/office/word/2020/wordml/sdtdatahash" xmlns:w16sdtfl="http://schemas.microsoft.com/office/word/2024/wordml/sdtformatlock" xmlns:w16se="http://schemas.microsoft.com/office/word/2015/wordml/symex" xmlns:w16du="http://schemas.microsoft.com/office/word/2023/wordml/word16du" xmlns:wne="http://schemas.microsoft.com/office/word/2006/wordml" mc:Ignorable="w14 w15 w16se w16cid w16 w16cex w16sdtdh w16sdtfl w16du wp14">
   <w:p>
     <w:pPr>
       <w:pStyle w:val="Footer"/>
@@ -6176,7 +6189,7 @@
 </file>
 
 <file path=word/footer2.xml><?xml version="1.0" encoding="utf-8"?>
-<w:ftr xmlns:wpc="http://schemas.microsoft.com/office/word/2010/wordprocessingCanvas" xmlns:cx="http://schemas.microsoft.com/office/drawing/2014/chartex" xmlns:cx1="http://schemas.microsoft.com/office/drawing/2015/9/8/chartex" xmlns:cx2="http://schemas.microsoft.com/office/drawing/2015/10/21/chartex" xmlns:cx3="http://schemas.microsoft.com/office/drawing/2016/5/9/chartex" xmlns:cx4="http://schemas.microsoft.com/office/drawing/2016/5/10/chartex" xmlns:cx5="http://schemas.microsoft.com/office/drawing/2016/5/11/chartex" xmlns:cx6="http://schemas.microsoft.com/office/drawing/2016/5/12/chartex" xmlns:cx7="http://schemas.microsoft.com/office/drawing/2016/5/13/chartex" xmlns:cx8="http://schemas.microsoft.com/office/drawing/2016/5/14/chartex" xmlns:mc="http://schemas.openxmlformats.org/markup-compatibility/2006" xmlns:aink="http://schemas.microsoft.com/office/drawing/2016/ink" xmlns:am3d="http://schemas.microsoft.com/office/drawing/2017/model3d" xmlns:o="urn:schemas-microsoft-com:office:office" xmlns:oel="http://schemas.microsoft.com/office/2019/extlst" xmlns:r="http://schemas.openxmlformats.org/officeDocument/2006/relationships" xmlns:m="http://schemas.openxmlformats.org/officeDocument/2006/math" xmlns:v="urn:schemas-microsoft-com:vml" xmlns:wp14="http://schemas.microsoft.com/office/word/2010/wordprocessingDrawing" xmlns:wp="http://schemas.openxmlformats.org/drawingml/2006/wordprocessingDrawing" xmlns:w10="urn:schemas-microsoft-com:office:word" xmlns:w="http://schemas.openxmlformats.org/wordprocessingml/2006/main" xmlns:w14="http://schemas.microsoft.com/office/word/2010/wordml" xmlns:w15="http://schemas.microsoft.com/office/word/2012/wordml" xmlns:w16cex="http://schemas.microsoft.com/office/word/2018/wordml/cex" xmlns:w16cid="http://schemas.microsoft.com/office/word/2016/wordml/cid" xmlns:w16="http://schemas.microsoft.com/office/word/2018/wordml" xmlns:w16du="http://schemas.microsoft.com/office/word/2023/wordml/word16du" xmlns:w16sdtdh="http://schemas.microsoft.com/office/word/2020/wordml/sdtdatahash" xmlns:w16sdtfl="http://schemas.microsoft.com/office/word/2024/wordml/sdtformatlock" xmlns:w16se="http://schemas.microsoft.com/office/word/2015/wordml/symex" xmlns:wpg="http://schemas.microsoft.com/office/word/2010/wordprocessingGroup" xmlns:wpi="http://schemas.microsoft.com/office/word/2010/wordprocessingInk" xmlns:wne="http://schemas.microsoft.com/office/word/2006/wordml" xmlns:wps="http://schemas.microsoft.com/office/word/2010/wordprocessingShape" mc:Ignorable="w14 w15 w16se w16cid w16 w16cex w16sdtdh w16sdtfl w16du wp14">
+<w:ftr xmlns:wpc="http://schemas.microsoft.com/office/word/2010/wordprocessingCanvas" xmlns:cx="http://schemas.microsoft.com/office/drawing/2014/chartex" xmlns:cx1="http://schemas.microsoft.com/office/drawing/2015/9/8/chartex" xmlns:cx2="http://schemas.microsoft.com/office/drawing/2015/10/21/chartex" xmlns:cx3="http://schemas.microsoft.com/office/drawing/2016/5/9/chartex" xmlns:cx4="http://schemas.microsoft.com/office/drawing/2016/5/10/chartex" xmlns:cx5="http://schemas.microsoft.com/office/drawing/2016/5/11/chartex" xmlns:cx6="http://schemas.microsoft.com/office/drawing/2016/5/12/chartex" xmlns:cx7="http://schemas.microsoft.com/office/drawing/2016/5/13/chartex" xmlns:cx8="http://schemas.microsoft.com/office/drawing/2016/5/14/chartex" xmlns:mc="http://schemas.openxmlformats.org/markup-compatibility/2006" xmlns:m="http://schemas.openxmlformats.org/officeDocument/2006/math" xmlns:aink="http://schemas.microsoft.com/office/drawing/2016/ink" xmlns:am3d="http://schemas.microsoft.com/office/drawing/2017/model3d" xmlns:oel="http://schemas.microsoft.com/office/2019/extlst" xmlns:r="http://schemas.openxmlformats.org/officeDocument/2006/relationships" xmlns:wp14="http://schemas.microsoft.com/office/word/2010/wordprocessingDrawing" xmlns:wp="http://schemas.openxmlformats.org/drawingml/2006/wordprocessingDrawing" xmlns:wpg="http://schemas.microsoft.com/office/word/2010/wordprocessingGroup" xmlns:wpi="http://schemas.microsoft.com/office/word/2010/wordprocessingInk" xmlns:wps="http://schemas.microsoft.com/office/word/2010/wordprocessingShape" xmlns:o="urn:schemas-microsoft-com:office:office" xmlns:v="urn:schemas-microsoft-com:vml" xmlns:w10="urn:schemas-microsoft-com:office:word" xmlns:w="http://schemas.openxmlformats.org/wordprocessingml/2006/main" xmlns:w14="http://schemas.microsoft.com/office/word/2010/wordml" xmlns:w15="http://schemas.microsoft.com/office/word/2012/wordml" xmlns:w16cei="http://schemas.microsoft.com/office/word/2026/wordml/cei" xmlns:w16cex="http://schemas.microsoft.com/office/word/2018/wordml/cex" xmlns:w16cid="http://schemas.microsoft.com/office/word/2016/wordml/cid" xmlns:w16="http://schemas.microsoft.com/office/word/2018/wordml" xmlns:w16sdtdh="http://schemas.microsoft.com/office/word/2020/wordml/sdtdatahash" xmlns:w16sdtfl="http://schemas.microsoft.com/office/word/2024/wordml/sdtformatlock" xmlns:w16se="http://schemas.microsoft.com/office/word/2015/wordml/symex" xmlns:w16du="http://schemas.microsoft.com/office/word/2023/wordml/word16du" xmlns:wne="http://schemas.microsoft.com/office/word/2006/wordml" mc:Ignorable="w14 w15 w16se w16cid w16 w16cex w16sdtdh w16sdtfl w16du wp14">
   <w:p>
     <w:pPr>
       <w:pStyle w:val="Footer"/>
@@ -6306,7 +6319,7 @@
 </file>
 
 <file path=word/footer3.xml><?xml version="1.0" encoding="utf-8"?>
-<w:ftr xmlns:wpc="http://schemas.microsoft.com/office/word/2010/wordprocessingCanvas" xmlns:cx="http://schemas.microsoft.com/office/drawing/2014/chartex" xmlns:cx1="http://schemas.microsoft.com/office/drawing/2015/9/8/chartex" xmlns:cx2="http://schemas.microsoft.com/office/drawing/2015/10/21/chartex" xmlns:cx3="http://schemas.microsoft.com/office/drawing/2016/5/9/chartex" xmlns:cx4="http://schemas.microsoft.com/office/drawing/2016/5/10/chartex" xmlns:cx5="http://schemas.microsoft.com/office/drawing/2016/5/11/chartex" xmlns:cx6="http://schemas.microsoft.com/office/drawing/2016/5/12/chartex" xmlns:cx7="http://schemas.microsoft.com/office/drawing/2016/5/13/chartex" xmlns:cx8="http://schemas.microsoft.com/office/drawing/2016/5/14/chartex" xmlns:mc="http://schemas.openxmlformats.org/markup-compatibility/2006" xmlns:aink="http://schemas.microsoft.com/office/drawing/2016/ink" xmlns:am3d="http://schemas.microsoft.com/office/drawing/2017/model3d" xmlns:o="urn:schemas-microsoft-com:office:office" xmlns:oel="http://schemas.microsoft.com/office/2019/extlst" xmlns:r="http://schemas.openxmlformats.org/officeDocument/2006/relationships" xmlns:m="http://schemas.openxmlformats.org/officeDocument/2006/math" xmlns:v="urn:schemas-microsoft-com:vml" xmlns:wp14="http://schemas.microsoft.com/office/word/2010/wordprocessingDrawing" xmlns:wp="http://schemas.openxmlformats.org/drawingml/2006/wordprocessingDrawing" xmlns:w10="urn:schemas-microsoft-com:office:word" xmlns:w="http://schemas.openxmlformats.org/wordprocessingml/2006/main" xmlns:w14="http://schemas.microsoft.com/office/word/2010/wordml" xmlns:w15="http://schemas.microsoft.com/office/word/2012/wordml" xmlns:w16cex="http://schemas.microsoft.com/office/word/2018/wordml/cex" xmlns:w16cid="http://schemas.microsoft.com/office/word/2016/wordml/cid" xmlns:w16="http://schemas.microsoft.com/office/word/2018/wordml" xmlns:w16du="http://schemas.microsoft.com/office/word/2023/wordml/word16du" xmlns:w16sdtdh="http://schemas.microsoft.com/office/word/2020/wordml/sdtdatahash" xmlns:w16sdtfl="http://schemas.microsoft.com/office/word/2024/wordml/sdtformatlock" xmlns:w16se="http://schemas.microsoft.com/office/word/2015/wordml/symex" xmlns:wpg="http://schemas.microsoft.com/office/word/2010/wordprocessingGroup" xmlns:wpi="http://schemas.microsoft.com/office/word/2010/wordprocessingInk" xmlns:wne="http://schemas.microsoft.com/office/word/2006/wordml" xmlns:wps="http://schemas.microsoft.com/office/word/2010/wordprocessingShape" mc:Ignorable="w14 w15 w16se w16cid w16 w16cex w16sdtdh w16sdtfl w16du wp14">
+<w:ftr xmlns:wpc="http://schemas.microsoft.com/office/word/2010/wordprocessingCanvas" xmlns:cx="http://schemas.microsoft.com/office/drawing/2014/chartex" xmlns:cx1="http://schemas.microsoft.com/office/drawing/2015/9/8/chartex" xmlns:cx2="http://schemas.microsoft.com/office/drawing/2015/10/21/chartex" xmlns:cx3="http://schemas.microsoft.com/office/drawing/2016/5/9/chartex" xmlns:cx4="http://schemas.microsoft.com/office/drawing/2016/5/10/chartex" xmlns:cx5="http://schemas.microsoft.com/office/drawing/2016/5/11/chartex" xmlns:cx6="http://schemas.microsoft.com/office/drawing/2016/5/12/chartex" xmlns:cx7="http://schemas.microsoft.com/office/drawing/2016/5/13/chartex" xmlns:cx8="http://schemas.microsoft.com/office/drawing/2016/5/14/chartex" xmlns:mc="http://schemas.openxmlformats.org/markup-compatibility/2006" xmlns:m="http://schemas.openxmlformats.org/officeDocument/2006/math" xmlns:aink="http://schemas.microsoft.com/office/drawing/2016/ink" xmlns:am3d="http://schemas.microsoft.com/office/drawing/2017/model3d" xmlns:oel="http://schemas.microsoft.com/office/2019/extlst" xmlns:r="http://schemas.openxmlformats.org/officeDocument/2006/relationships" xmlns:wp14="http://schemas.microsoft.com/office/word/2010/wordprocessingDrawing" xmlns:wp="http://schemas.openxmlformats.org/drawingml/2006/wordprocessingDrawing" xmlns:wpg="http://schemas.microsoft.com/office/word/2010/wordprocessingGroup" xmlns:wpi="http://schemas.microsoft.com/office/word/2010/wordprocessingInk" xmlns:wps="http://schemas.microsoft.com/office/word/2010/wordprocessingShape" xmlns:o="urn:schemas-microsoft-com:office:office" xmlns:v="urn:schemas-microsoft-com:vml" xmlns:w10="urn:schemas-microsoft-com:office:word" xmlns:w="http://schemas.openxmlformats.org/wordprocessingml/2006/main" xmlns:w14="http://schemas.microsoft.com/office/word/2010/wordml" xmlns:w15="http://schemas.microsoft.com/office/word/2012/wordml" xmlns:w16cei="http://schemas.microsoft.com/office/word/2026/wordml/cei" xmlns:w16cex="http://schemas.microsoft.com/office/word/2018/wordml/cex" xmlns:w16cid="http://schemas.microsoft.com/office/word/2016/wordml/cid" xmlns:w16="http://schemas.microsoft.com/office/word/2018/wordml" xmlns:w16sdtdh="http://schemas.microsoft.com/office/word/2020/wordml/sdtdatahash" xmlns:w16sdtfl="http://schemas.microsoft.com/office/word/2024/wordml/sdtformatlock" xmlns:w16se="http://schemas.microsoft.com/office/word/2015/wordml/symex" xmlns:w16du="http://schemas.microsoft.com/office/word/2023/wordml/word16du" xmlns:wne="http://schemas.microsoft.com/office/word/2006/wordml" mc:Ignorable="w14 w15 w16se w16cid w16 w16cex w16sdtdh w16sdtfl w16du wp14">
   <w:p>
     <w:pPr>
       <w:pStyle w:val="Footer"/>
@@ -6430,7 +6443,7 @@
 </file>
 
 <file path=word/footnotes.xml><?xml version="1.0" encoding="utf-8"?>
-<w:footnotes xmlns:wpc="http://schemas.microsoft.com/office/word/2010/wordprocessingCanvas" xmlns:cx="http://schemas.microsoft.com/office/drawing/2014/chartex" xmlns:cx1="http://schemas.microsoft.com/office/drawing/2015/9/8/chartex" xmlns:cx2="http://schemas.microsoft.com/office/drawing/2015/10/21/chartex" xmlns:cx3="http://schemas.microsoft.com/office/drawing/2016/5/9/chartex" xmlns:cx4="http://schemas.microsoft.com/office/drawing/2016/5/10/chartex" xmlns:cx5="http://schemas.microsoft.com/office/drawing/2016/5/11/chartex" xmlns:cx6="http://schemas.microsoft.com/office/drawing/2016/5/12/chartex" xmlns:cx7="http://schemas.microsoft.com/office/drawing/2016/5/13/chartex" xmlns:cx8="http://schemas.microsoft.com/office/drawing/2016/5/14/chartex" xmlns:mc="http://schemas.openxmlformats.org/markup-compatibility/2006" xmlns:aink="http://schemas.microsoft.com/office/drawing/2016/ink" xmlns:am3d="http://schemas.microsoft.com/office/drawing/2017/model3d" xmlns:o="urn:schemas-microsoft-com:office:office" xmlns:oel="http://schemas.microsoft.com/office/2019/extlst" xmlns:r="http://schemas.openxmlformats.org/officeDocument/2006/relationships" xmlns:m="http://schemas.openxmlformats.org/officeDocument/2006/math" xmlns:v="urn:schemas-microsoft-com:vml" xmlns:wp14="http://schemas.microsoft.com/office/word/2010/wordprocessingDrawing" xmlns:wp="http://schemas.openxmlformats.org/drawingml/2006/wordprocessingDrawing" xmlns:w10="urn:schemas-microsoft-com:office:word" xmlns:w="http://schemas.openxmlformats.org/wordprocessingml/2006/main" xmlns:w14="http://schemas.microsoft.com/office/word/2010/wordml" xmlns:w15="http://schemas.microsoft.com/office/word/2012/wordml" xmlns:w16cex="http://schemas.microsoft.com/office/word/2018/wordml/cex" xmlns:w16cid="http://schemas.microsoft.com/office/word/2016/wordml/cid" xmlns:w16="http://schemas.microsoft.com/office/word/2018/wordml" xmlns:w16du="http://schemas.microsoft.com/office/word/2023/wordml/word16du" xmlns:w16sdtdh="http://schemas.microsoft.com/office/word/2020/wordml/sdtdatahash" xmlns:w16sdtfl="http://schemas.microsoft.com/office/word/2024/wordml/sdtformatlock" xmlns:w16se="http://schemas.microsoft.com/office/word/2015/wordml/symex" xmlns:wpg="http://schemas.microsoft.com/office/word/2010/wordprocessingGroup" xmlns:wpi="http://schemas.microsoft.com/office/word/2010/wordprocessingInk" xmlns:wne="http://schemas.microsoft.com/office/word/2006/wordml" xmlns:wps="http://schemas.microsoft.com/office/word/2010/wordprocessingShape" mc:Ignorable="w14 w15 w16se w16cid w16 w16cex w16sdtdh w16sdtfl w16du wp14">
+<w:footnotes xmlns:wpc="http://schemas.microsoft.com/office/word/2010/wordprocessingCanvas" xmlns:cx="http://schemas.microsoft.com/office/drawing/2014/chartex" xmlns:cx1="http://schemas.microsoft.com/office/drawing/2015/9/8/chartex" xmlns:cx2="http://schemas.microsoft.com/office/drawing/2015/10/21/chartex" xmlns:cx3="http://schemas.microsoft.com/office/drawing/2016/5/9/chartex" xmlns:cx4="http://schemas.microsoft.com/office/drawing/2016/5/10/chartex" xmlns:cx5="http://schemas.microsoft.com/office/drawing/2016/5/11/chartex" xmlns:cx6="http://schemas.microsoft.com/office/drawing/2016/5/12/chartex" xmlns:cx7="http://schemas.microsoft.com/office/drawing/2016/5/13/chartex" xmlns:cx8="http://schemas.microsoft.com/office/drawing/2016/5/14/chartex" xmlns:mc="http://schemas.openxmlformats.org/markup-compatibility/2006" xmlns:m="http://schemas.openxmlformats.org/officeDocument/2006/math" xmlns:aink="http://schemas.microsoft.com/office/drawing/2016/ink" xmlns:am3d="http://schemas.microsoft.com/office/drawing/2017/model3d" xmlns:oel="http://schemas.microsoft.com/office/2019/extlst" xmlns:r="http://schemas.openxmlformats.org/officeDocument/2006/relationships" xmlns:wp14="http://schemas.microsoft.com/office/word/2010/wordprocessingDrawing" xmlns:wp="http://schemas.openxmlformats.org/drawingml/2006/wordprocessingDrawing" xmlns:wpg="http://schemas.microsoft.com/office/word/2010/wordprocessingGroup" xmlns:wpi="http://schemas.microsoft.com/office/word/2010/wordprocessingInk" xmlns:wps="http://schemas.microsoft.com/office/word/2010/wordprocessingShape" xmlns:o="urn:schemas-microsoft-com:office:office" xmlns:v="urn:schemas-microsoft-com:vml" xmlns:w10="urn:schemas-microsoft-com:office:word" xmlns:w="http://schemas.openxmlformats.org/wordprocessingml/2006/main" xmlns:w14="http://schemas.microsoft.com/office/word/2010/wordml" xmlns:w15="http://schemas.microsoft.com/office/word/2012/wordml" xmlns:w16cei="http://schemas.microsoft.com/office/word/2026/wordml/cei" xmlns:w16cex="http://schemas.microsoft.com/office/word/2018/wordml/cex" xmlns:w16cid="http://schemas.microsoft.com/office/word/2016/wordml/cid" xmlns:w16="http://schemas.microsoft.com/office/word/2018/wordml" xmlns:w16sdtdh="http://schemas.microsoft.com/office/word/2020/wordml/sdtdatahash" xmlns:w16sdtfl="http://schemas.microsoft.com/office/word/2024/wordml/sdtformatlock" xmlns:w16se="http://schemas.microsoft.com/office/word/2015/wordml/symex" xmlns:w16du="http://schemas.microsoft.com/office/word/2023/wordml/word16du" xmlns:wne="http://schemas.microsoft.com/office/word/2006/wordml" mc:Ignorable="w14 w15 w16se w16cid w16 w16cex w16sdtdh w16sdtfl w16du wp14">
   <w:footnote w:type="separator" w:id="-1">
     <w:p>
       <w:r>
@@ -6449,7 +6462,7 @@
 </file>
 
 <file path=word/numbering.xml><?xml version="1.0" encoding="utf-8"?>
-<w:numbering xmlns:wpc="http://schemas.microsoft.com/office/word/2010/wordprocessingCanvas" xmlns:cx="http://schemas.microsoft.com/office/drawing/2014/chartex" xmlns:cx1="http://schemas.microsoft.com/office/drawing/2015/9/8/chartex" xmlns:cx2="http://schemas.microsoft.com/office/drawing/2015/10/21/chartex" xmlns:cx3="http://schemas.microsoft.com/office/drawing/2016/5/9/chartex" xmlns:cx4="http://schemas.microsoft.com/office/drawing/2016/5/10/chartex" xmlns:cx5="http://schemas.microsoft.com/office/drawing/2016/5/11/chartex" xmlns:cx6="http://schemas.microsoft.com/office/drawing/2016/5/12/chartex" xmlns:cx7="http://schemas.microsoft.com/office/drawing/2016/5/13/chartex" xmlns:cx8="http://schemas.microsoft.com/office/drawing/2016/5/14/chartex" xmlns:mc="http://schemas.openxmlformats.org/markup-compatibility/2006" xmlns:aink="http://schemas.microsoft.com/office/drawing/2016/ink" xmlns:am3d="http://schemas.microsoft.com/office/drawing/2017/model3d" xmlns:o="urn:schemas-microsoft-com:office:office" xmlns:oel="http://schemas.microsoft.com/office/2019/extlst" xmlns:r="http://schemas.openxmlformats.org/officeDocument/2006/relationships" xmlns:m="http://schemas.openxmlformats.org/officeDocument/2006/math" xmlns:v="urn:schemas-microsoft-com:vml" xmlns:wp14="http://schemas.microsoft.com/office/word/2010/wordprocessingDrawing" xmlns:wp="http://schemas.openxmlformats.org/drawingml/2006/wordprocessingDrawing" xmlns:w10="urn:schemas-microsoft-com:office:word" xmlns:w="http://schemas.openxmlformats.org/wordprocessingml/2006/main" xmlns:w14="http://schemas.microsoft.com/office/word/2010/wordml" xmlns:w15="http://schemas.microsoft.com/office/word/2012/wordml" xmlns:w16cex="http://schemas.microsoft.com/office/word/2018/wordml/cex" xmlns:w16cid="http://schemas.microsoft.com/office/word/2016/wordml/cid" xmlns:w16="http://schemas.microsoft.com/office/word/2018/wordml" xmlns:w16du="http://schemas.microsoft.com/office/word/2023/wordml/word16du" xmlns:w16sdtdh="http://schemas.microsoft.com/office/word/2020/wordml/sdtdatahash" xmlns:w16sdtfl="http://schemas.microsoft.com/office/word/2024/wordml/sdtformatlock" xmlns:w16se="http://schemas.microsoft.com/office/word/2015/wordml/symex" xmlns:wpg="http://schemas.microsoft.com/office/word/2010/wordprocessingGroup" xmlns:wpi="http://schemas.microsoft.com/office/word/2010/wordprocessingInk" xmlns:wne="http://schemas.microsoft.com/office/word/2006/wordml" xmlns:wps="http://schemas.microsoft.com/office/word/2010/wordprocessingShape" mc:Ignorable="w14 w15 w16se w16cid w16 w16cex w16sdtdh w16sdtfl w16du wp14">
+<w:numbering xmlns:wpc="http://schemas.microsoft.com/office/word/2010/wordprocessingCanvas" xmlns:cx="http://schemas.microsoft.com/office/drawing/2014/chartex" xmlns:cx1="http://schemas.microsoft.com/office/drawing/2015/9/8/chartex" xmlns:cx2="http://schemas.microsoft.com/office/drawing/2015/10/21/chartex" xmlns:cx3="http://schemas.microsoft.com/office/drawing/2016/5/9/chartex" xmlns:cx4="http://schemas.microsoft.com/office/drawing/2016/5/10/chartex" xmlns:cx5="http://schemas.microsoft.com/office/drawing/2016/5/11/chartex" xmlns:cx6="http://schemas.microsoft.com/office/drawing/2016/5/12/chartex" xmlns:cx7="http://schemas.microsoft.com/office/drawing/2016/5/13/chartex" xmlns:cx8="http://schemas.microsoft.com/office/drawing/2016/5/14/chartex" xmlns:mc="http://schemas.openxmlformats.org/markup-compatibility/2006" xmlns:m="http://schemas.openxmlformats.org/officeDocument/2006/math" xmlns:aink="http://schemas.microsoft.com/office/drawing/2016/ink" xmlns:am3d="http://schemas.microsoft.com/office/drawing/2017/model3d" xmlns:oel="http://schemas.microsoft.com/office/2019/extlst" xmlns:r="http://schemas.openxmlformats.org/officeDocument/2006/relationships" xmlns:wp14="http://schemas.microsoft.com/office/word/2010/wordprocessingDrawing" xmlns:wp="http://schemas.openxmlformats.org/drawingml/2006/wordprocessingDrawing" xmlns:wpg="http://schemas.microsoft.com/office/word/2010/wordprocessingGroup" xmlns:wpi="http://schemas.microsoft.com/office/word/2010/wordprocessingInk" xmlns:wps="http://schemas.microsoft.com/office/word/2010/wordprocessingShape" xmlns:o="urn:schemas-microsoft-com:office:office" xmlns:v="urn:schemas-microsoft-com:vml" xmlns:w10="urn:schemas-microsoft-com:office:word" xmlns:w="http://schemas.openxmlformats.org/wordprocessingml/2006/main" xmlns:w14="http://schemas.microsoft.com/office/word/2010/wordml" xmlns:w15="http://schemas.microsoft.com/office/word/2012/wordml" xmlns:w16cei="http://schemas.microsoft.com/office/word/2026/wordml/cei" xmlns:w16cex="http://schemas.microsoft.com/office/word/2018/wordml/cex" xmlns:w16cid="http://schemas.microsoft.com/office/word/2016/wordml/cid" xmlns:w16="http://schemas.microsoft.com/office/word/2018/wordml" xmlns:w16sdtdh="http://schemas.microsoft.com/office/word/2020/wordml/sdtdatahash" xmlns:w16sdtfl="http://schemas.microsoft.com/office/word/2024/wordml/sdtformatlock" xmlns:w16se="http://schemas.microsoft.com/office/word/2015/wordml/symex" xmlns:w16du="http://schemas.microsoft.com/office/word/2023/wordml/word16du" xmlns:wne="http://schemas.microsoft.com/office/word/2006/wordml" mc:Ignorable="w14 w15 w16se w16cid w16 w16cex w16sdtdh w16sdtfl w16du wp14">
   <w:abstractNum w:abstractNumId="0" w15:restartNumberingAfterBreak="0">
     <w:nsid w:val="0CE4367D"/>
     <w:multiLevelType w:val="multilevel"/>
@@ -6686,7 +6699,7 @@
 </file>
 
 <file path=word/styles.xml><?xml version="1.0" encoding="utf-8"?>
-<w:styles xmlns:mc="http://schemas.openxmlformats.org/markup-compatibility/2006" xmlns:r="http://schemas.openxmlformats.org/officeDocument/2006/relationships" xmlns:w="http://schemas.openxmlformats.org/wordprocessingml/2006/main" xmlns:w14="http://schemas.microsoft.com/office/word/2010/wordml" xmlns:w15="http://schemas.microsoft.com/office/word/2012/wordml" xmlns:w16cex="http://schemas.microsoft.com/office/word/2018/wordml/cex" xmlns:w16cid="http://schemas.microsoft.com/office/word/2016/wordml/cid" xmlns:w16="http://schemas.microsoft.com/office/word/2018/wordml" xmlns:w16du="http://schemas.microsoft.com/office/word/2023/wordml/word16du" xmlns:w16sdtdh="http://schemas.microsoft.com/office/word/2020/wordml/sdtdatahash" xmlns:w16sdtfl="http://schemas.microsoft.com/office/word/2024/wordml/sdtformatlock" xmlns:w16se="http://schemas.microsoft.com/office/word/2015/wordml/symex" mc:Ignorable="w14 w15 w16se w16cid w16 w16cex w16sdtdh w16sdtfl w16du">
+<w:styles xmlns:mc="http://schemas.openxmlformats.org/markup-compatibility/2006" xmlns:r="http://schemas.openxmlformats.org/officeDocument/2006/relationships" xmlns:w="http://schemas.openxmlformats.org/wordprocessingml/2006/main" xmlns:w14="http://schemas.microsoft.com/office/word/2010/wordml" xmlns:w15="http://schemas.microsoft.com/office/word/2012/wordml" xmlns:w16cex="http://schemas.microsoft.com/office/word/2018/wordml/cex" xmlns:w16cid="http://schemas.microsoft.com/office/word/2016/wordml/cid" xmlns:w16="http://schemas.microsoft.com/office/word/2018/wordml" xmlns:w16sdtdh="http://schemas.microsoft.com/office/word/2020/wordml/sdtdatahash" xmlns:w16sdtfl="http://schemas.microsoft.com/office/word/2024/wordml/sdtformatlock" xmlns:w16se="http://schemas.microsoft.com/office/word/2015/wordml/symex" xmlns:w16du="http://schemas.microsoft.com/office/word/2023/wordml/word16du" mc:Ignorable="w14 w15 w16se w16cid w16 w16cex w16sdtdh w16sdtfl w16du">
   <w:docDefaults>
     <w:rPrDefault>
       <w:rPr>
@@ -7301,6 +7314,17 @@
     <w:uiPriority w:val="99"/>
     <w:rsid w:val="00EC3AFF"/>
   </w:style>
+  <w:style w:type="paragraph" w:styleId="ListParagraph">
+    <w:name w:val="List Paragraph"/>
+    <w:basedOn w:val="Normal"/>
+    <w:uiPriority w:val="34"/>
+    <w:qFormat/>
+    <w:rsid w:val="00A17106"/>
+    <w:pPr>
+      <w:ind w:left="720"/>
+      <w:contextualSpacing/>
+    </w:pPr>
+  </w:style>
 </w:styles>
 </file>
 
